--- a/系統文件/第15章/第十五章 附錄.docx
+++ b/系統文件/第15章/第十五章 附錄.docx
@@ -1,19 +1,19 @@
 
 <file path=word/document.xml><?xml version="1.0" encoding="utf-8"?>
-<w:document xmlns:wpc="http://schemas.microsoft.com/office/word/2010/wordprocessingCanvas" xmlns:cx="http://schemas.microsoft.com/office/drawing/2014/chartex" xmlns:cx1="http://schemas.microsoft.com/office/drawing/2015/9/8/chartex" xmlns:cx2="http://schemas.microsoft.com/office/drawing/2015/10/21/chartex" xmlns:cx3="http://schemas.microsoft.com/office/drawing/2016/5/9/chartex" xmlns:cx4="http://schemas.microsoft.com/office/drawing/2016/5/10/chartex" xmlns:cx5="http://schemas.microsoft.com/office/drawing/2016/5/11/chartex" xmlns:cx6="http://schemas.microsoft.com/office/drawing/2016/5/12/chartex" xmlns:cx7="http://schemas.microsoft.com/office/drawing/2016/5/13/chartex" xmlns:cx8="http://schemas.microsoft.com/office/drawing/2016/5/14/chartex" xmlns:mc="http://schemas.openxmlformats.org/markup-compatibility/2006" xmlns:aink="http://schemas.microsoft.com/office/drawing/2016/ink" xmlns:am3d="http://schemas.microsoft.com/office/drawing/2017/model3d" xmlns:o="urn:schemas-microsoft-com:office:office" xmlns:r="http://schemas.openxmlformats.org/officeDocument/2006/relationships" xmlns:m="http://schemas.openxmlformats.org/officeDocument/2006/math" xmlns:v="urn:schemas-microsoft-com:vml" xmlns:wp14="http://schemas.microsoft.com/office/word/2010/wordprocessingDrawing" xmlns:wp="http://schemas.openxmlformats.org/drawingml/2006/wordprocessingDrawing" xmlns:w10="urn:schemas-microsoft-com:office:word" xmlns:w="http://schemas.openxmlformats.org/wordprocessingml/2006/main" xmlns:w14="http://schemas.microsoft.com/office/word/2010/wordml" xmlns:w15="http://schemas.microsoft.com/office/word/2012/wordml" xmlns:w16cex="http://schemas.microsoft.com/office/word/2018/wordml/cex" xmlns:w16cid="http://schemas.microsoft.com/office/word/2016/wordml/cid" xmlns:w16="http://schemas.microsoft.com/office/word/2018/wordml" xmlns:w16sdtdh="http://schemas.microsoft.com/office/word/2020/wordml/sdtdatahash" xmlns:w16se="http://schemas.microsoft.com/office/word/2015/wordml/symex" xmlns:wpg="http://schemas.microsoft.com/office/word/2010/wordprocessingGroup" xmlns:wpi="http://schemas.microsoft.com/office/word/2010/wordprocessingInk" xmlns:wne="http://schemas.microsoft.com/office/word/2006/wordml" xmlns:wps="http://schemas.microsoft.com/office/word/2010/wordprocessingShape" mc:Ignorable="w14 w15 w16se w16cid w16 w16cex w16sdtdh wp14">
+<w:document xmlns:wpc="http://schemas.microsoft.com/office/word/2010/wordprocessingCanvas" xmlns:cx="http://schemas.microsoft.com/office/drawing/2014/chartex" xmlns:cx1="http://schemas.microsoft.com/office/drawing/2015/9/8/chartex" xmlns:cx2="http://schemas.microsoft.com/office/drawing/2015/10/21/chartex" xmlns:cx3="http://schemas.microsoft.com/office/drawing/2016/5/9/chartex" xmlns:cx4="http://schemas.microsoft.com/office/drawing/2016/5/10/chartex" xmlns:cx5="http://schemas.microsoft.com/office/drawing/2016/5/11/chartex" xmlns:cx6="http://schemas.microsoft.com/office/drawing/2016/5/12/chartex" xmlns:cx7="http://schemas.microsoft.com/office/drawing/2016/5/13/chartex" xmlns:cx8="http://schemas.microsoft.com/office/drawing/2016/5/14/chartex" xmlns:mc="http://schemas.openxmlformats.org/markup-compatibility/2006" xmlns:aink="http://schemas.microsoft.com/office/drawing/2016/ink" xmlns:am3d="http://schemas.microsoft.com/office/drawing/2017/model3d" xmlns:o="urn:schemas-microsoft-com:office:office" xmlns:oel="http://schemas.microsoft.com/office/2019/extlst" xmlns:r="http://schemas.openxmlformats.org/officeDocument/2006/relationships" xmlns:m="http://schemas.openxmlformats.org/officeDocument/2006/math" xmlns:v="urn:schemas-microsoft-com:vml" xmlns:wp14="http://schemas.microsoft.com/office/word/2010/wordprocessingDrawing" xmlns:wp="http://schemas.openxmlformats.org/drawingml/2006/wordprocessingDrawing" xmlns:w10="urn:schemas-microsoft-com:office:word" xmlns:w="http://schemas.openxmlformats.org/wordprocessingml/2006/main" xmlns:w14="http://schemas.microsoft.com/office/word/2010/wordml" xmlns:w15="http://schemas.microsoft.com/office/word/2012/wordml" xmlns:w16cex="http://schemas.microsoft.com/office/word/2018/wordml/cex" xmlns:w16cid="http://schemas.microsoft.com/office/word/2016/wordml/cid" xmlns:w16="http://schemas.microsoft.com/office/word/2018/wordml" xmlns:w16du="http://schemas.microsoft.com/office/word/2023/wordml/word16du" xmlns:w16sdtdh="http://schemas.microsoft.com/office/word/2020/wordml/sdtdatahash" xmlns:w16sdtfl="http://schemas.microsoft.com/office/word/2024/wordml/sdtformatlock" xmlns:w16se="http://schemas.microsoft.com/office/word/2015/wordml/symex" xmlns:wpg="http://schemas.microsoft.com/office/word/2010/wordprocessingGroup" xmlns:wpi="http://schemas.microsoft.com/office/word/2010/wordprocessingInk" xmlns:wne="http://schemas.microsoft.com/office/word/2006/wordml" xmlns:wps="http://schemas.microsoft.com/office/word/2010/wordprocessingShape" mc:Ignorable="w14 w15 w16se w16cid w16 w16cex w16sdtdh w16sdtfl w16du wp14">
   <w:body>
     <w:p>
       <w:pPr>
         <w:jc w:val="center"/>
         <w:rPr>
-          <w:rFonts w:ascii="標楷體" w:eastAsia="標楷體" w:hAnsi="標楷體"/>
+          <w:rFonts w:ascii="DFKai-SB" w:eastAsia="DFKai-SB" w:hAnsi="DFKai-SB"/>
           <w:sz w:val="32"/>
           <w:szCs w:val="28"/>
         </w:rPr>
       </w:pPr>
       <w:r>
         <w:rPr>
-          <w:rFonts w:ascii="標楷體" w:eastAsia="標楷體" w:hAnsi="標楷體" w:hint="eastAsia"/>
+          <w:rFonts w:ascii="DFKai-SB" w:eastAsia="DFKai-SB" w:hAnsi="DFKai-SB" w:hint="eastAsia"/>
           <w:sz w:val="32"/>
           <w:szCs w:val="28"/>
         </w:rPr>
@@ -23,12 +23,12 @@
     <w:p>
       <w:pPr>
         <w:rPr>
-          <w:rFonts w:ascii="標楷體" w:eastAsia="標楷體" w:hAnsi="標楷體"/>
+          <w:rFonts w:ascii="DFKai-SB" w:eastAsia="DFKai-SB" w:hAnsi="DFKai-SB"/>
         </w:rPr>
       </w:pPr>
       <w:r>
         <w:rPr>
-          <w:rFonts w:ascii="標楷體" w:eastAsia="標楷體" w:hAnsi="標楷體" w:hint="eastAsia"/>
+          <w:rFonts w:ascii="DFKai-SB" w:eastAsia="DFKai-SB" w:hAnsi="DFKai-SB" w:hint="eastAsia"/>
         </w:rPr>
         <w:t>審查評審意見之修正情形</w:t>
       </w:r>
@@ -36,7 +36,7 @@
     <w:p>
       <w:pPr>
         <w:rPr>
-          <w:rFonts w:ascii="標楷體" w:eastAsia="標楷體" w:hAnsi="標楷體" w:hint="eastAsia"/>
+          <w:rFonts w:ascii="DFKai-SB" w:eastAsia="DFKai-SB" w:hAnsi="DFKai-SB"/>
         </w:rPr>
       </w:pPr>
     </w:p>
@@ -44,24 +44,24 @@
       <w:pPr>
         <w:jc w:val="center"/>
         <w:rPr>
-          <w:rFonts w:ascii="標楷體" w:eastAsia="標楷體" w:hAnsi="標楷體"/>
+          <w:rFonts w:ascii="DFKai-SB" w:eastAsia="DFKai-SB" w:hAnsi="DFKai-SB"/>
         </w:rPr>
       </w:pPr>
       <w:r>
         <w:rPr>
-          <w:rFonts w:ascii="標楷體" w:eastAsia="標楷體" w:hAnsi="標楷體" w:hint="eastAsia"/>
+          <w:rFonts w:ascii="DFKai-SB" w:eastAsia="DFKai-SB" w:hAnsi="DFKai-SB" w:hint="eastAsia"/>
         </w:rPr>
         <w:t>表1</w:t>
       </w:r>
       <w:r>
         <w:rPr>
-          <w:rFonts w:ascii="標楷體" w:eastAsia="標楷體" w:hAnsi="標楷體"/>
+          <w:rFonts w:ascii="DFKai-SB" w:eastAsia="DFKai-SB" w:hAnsi="DFKai-SB"/>
         </w:rPr>
         <w:t>5-1-1</w:t>
       </w:r>
       <w:r>
         <w:rPr>
-          <w:rFonts w:ascii="標楷體" w:eastAsia="標楷體" w:hAnsi="標楷體" w:hint="eastAsia"/>
+          <w:rFonts w:ascii="DFKai-SB" w:eastAsia="DFKai-SB" w:hAnsi="DFKai-SB" w:hint="eastAsia"/>
         </w:rPr>
         <w:t xml:space="preserve"> 審查評審意見之修正情況</w:t>
       </w:r>
@@ -85,12 +85,12 @@
             <w:pPr>
               <w:jc w:val="center"/>
               <w:rPr>
-                <w:rFonts w:ascii="標楷體" w:eastAsia="標楷體" w:hAnsi="標楷體" w:hint="eastAsia"/>
-              </w:rPr>
-            </w:pPr>
-            <w:r>
-              <w:rPr>
-                <w:rFonts w:ascii="標楷體" w:eastAsia="標楷體" w:hAnsi="標楷體" w:hint="eastAsia"/>
+                <w:rFonts w:ascii="DFKai-SB" w:eastAsia="DFKai-SB" w:hAnsi="DFKai-SB"/>
+              </w:rPr>
+            </w:pPr>
+            <w:r>
+              <w:rPr>
+                <w:rFonts w:ascii="DFKai-SB" w:eastAsia="DFKai-SB" w:hAnsi="DFKai-SB" w:hint="eastAsia"/>
               </w:rPr>
               <w:t>意見</w:t>
             </w:r>
@@ -104,12 +104,12 @@
             <w:pPr>
               <w:jc w:val="center"/>
               <w:rPr>
-                <w:rFonts w:ascii="標楷體" w:eastAsia="標楷體" w:hAnsi="標楷體" w:hint="eastAsia"/>
-              </w:rPr>
-            </w:pPr>
-            <w:r>
-              <w:rPr>
-                <w:rFonts w:ascii="標楷體" w:eastAsia="標楷體" w:hAnsi="標楷體" w:hint="eastAsia"/>
+                <w:rFonts w:ascii="DFKai-SB" w:eastAsia="DFKai-SB" w:hAnsi="DFKai-SB"/>
+              </w:rPr>
+            </w:pPr>
+            <w:r>
+              <w:rPr>
+                <w:rFonts w:ascii="DFKai-SB" w:eastAsia="DFKai-SB" w:hAnsi="DFKai-SB" w:hint="eastAsia"/>
               </w:rPr>
               <w:t>修正情況</w:t>
             </w:r>
@@ -125,12 +125,12 @@
             <w:pPr>
               <w:spacing w:line="276" w:lineRule="auto"/>
               <w:rPr>
-                <w:rFonts w:ascii="標楷體" w:eastAsia="標楷體" w:hAnsi="標楷體" w:hint="eastAsia"/>
-              </w:rPr>
-            </w:pPr>
-            <w:r>
-              <w:rPr>
-                <w:rFonts w:ascii="標楷體" w:eastAsia="標楷體" w:hAnsi="標楷體" w:hint="eastAsia"/>
+                <w:rFonts w:ascii="DFKai-SB" w:eastAsia="DFKai-SB" w:hAnsi="DFKai-SB"/>
+              </w:rPr>
+            </w:pPr>
+            <w:r>
+              <w:rPr>
+                <w:rFonts w:ascii="DFKai-SB" w:eastAsia="DFKai-SB" w:hAnsi="DFKai-SB" w:hint="eastAsia"/>
               </w:rPr>
               <w:t>學習功能主要就是圖片學習與AI情境對話，建議可以有其他</w:t>
             </w:r>
@@ -139,12 +139,12 @@
             <w:pPr>
               <w:spacing w:line="276" w:lineRule="auto"/>
               <w:rPr>
-                <w:rFonts w:ascii="標楷體" w:eastAsia="標楷體" w:hAnsi="標楷體" w:hint="eastAsia"/>
-              </w:rPr>
-            </w:pPr>
-            <w:r>
-              <w:rPr>
-                <w:rFonts w:ascii="標楷體" w:eastAsia="標楷體" w:hAnsi="標楷體" w:hint="eastAsia"/>
+                <w:rFonts w:ascii="DFKai-SB" w:eastAsia="DFKai-SB" w:hAnsi="DFKai-SB"/>
+              </w:rPr>
+            </w:pPr>
+            <w:r>
+              <w:rPr>
+                <w:rFonts w:ascii="DFKai-SB" w:eastAsia="DFKai-SB" w:hAnsi="DFKai-SB" w:hint="eastAsia"/>
               </w:rPr>
               <w:t>學習方式，比方單字或片語填空、語句翻譯等。另外，系統</w:t>
             </w:r>
@@ -153,12 +153,12 @@
             <w:pPr>
               <w:spacing w:line="276" w:lineRule="auto"/>
               <w:rPr>
-                <w:rFonts w:ascii="標楷體" w:eastAsia="標楷體" w:hAnsi="標楷體" w:hint="eastAsia"/>
-              </w:rPr>
-            </w:pPr>
-            <w:r>
-              <w:rPr>
-                <w:rFonts w:ascii="標楷體" w:eastAsia="標楷體" w:hAnsi="標楷體" w:hint="eastAsia"/>
+                <w:rFonts w:ascii="DFKai-SB" w:eastAsia="DFKai-SB" w:hAnsi="DFKai-SB"/>
+              </w:rPr>
+            </w:pPr>
+            <w:r>
+              <w:rPr>
+                <w:rFonts w:ascii="DFKai-SB" w:eastAsia="DFKai-SB" w:hAnsi="DFKai-SB" w:hint="eastAsia"/>
               </w:rPr>
               <w:t>可提供不同難度的情境對話，系統是如何判斷學習者程度？</w:t>
             </w:r>
@@ -167,12 +167,12 @@
             <w:pPr>
               <w:spacing w:line="276" w:lineRule="auto"/>
               <w:rPr>
-                <w:rFonts w:ascii="標楷體" w:eastAsia="標楷體" w:hAnsi="標楷體" w:hint="eastAsia"/>
-              </w:rPr>
-            </w:pPr>
-            <w:r>
-              <w:rPr>
-                <w:rFonts w:ascii="標楷體" w:eastAsia="標楷體" w:hAnsi="標楷體" w:hint="eastAsia"/>
+                <w:rFonts w:ascii="DFKai-SB" w:eastAsia="DFKai-SB" w:hAnsi="DFKai-SB"/>
+              </w:rPr>
+            </w:pPr>
+            <w:r>
+              <w:rPr>
+                <w:rFonts w:ascii="DFKai-SB" w:eastAsia="DFKai-SB" w:hAnsi="DFKai-SB" w:hint="eastAsia"/>
               </w:rPr>
               <w:t>尤其是針對有學過日文，但沒考過或不知自己日文程度的人？</w:t>
             </w:r>
@@ -185,11 +185,16 @@
           </w:tcPr>
           <w:p>
             <w:pPr>
-              <w:jc w:val="center"/>
-              <w:rPr>
-                <w:rFonts w:ascii="標楷體" w:eastAsia="標楷體" w:hAnsi="標楷體" w:hint="eastAsia"/>
-              </w:rPr>
-            </w:pPr>
+              <w:rPr>
+                <w:rFonts w:ascii="DFKai-SB" w:eastAsia="DFKai-SB" w:hAnsi="DFKai-SB" w:hint="eastAsia"/>
+              </w:rPr>
+            </w:pPr>
+            <w:r>
+              <w:rPr>
+                <w:rFonts w:ascii="DFKai-SB" w:eastAsia="DFKai-SB" w:hAnsi="DFKai-SB" w:hint="eastAsia"/>
+              </w:rPr>
+              <w:t>系統是依照註冊後的使用者程度測驗來判斷使用者程度，本次修改，系統新增了造句挑戰，以及閱讀文章等功能，來完善使用者的全方位學習軌跡。</w:t>
+            </w:r>
           </w:p>
         </w:tc>
       </w:tr>
@@ -202,12 +207,12 @@
             <w:pPr>
               <w:spacing w:line="276" w:lineRule="auto"/>
               <w:rPr>
-                <w:rFonts w:ascii="標楷體" w:eastAsia="標楷體" w:hAnsi="標楷體" w:hint="eastAsia"/>
-              </w:rPr>
-            </w:pPr>
-            <w:r>
-              <w:rPr>
-                <w:rFonts w:ascii="標楷體" w:eastAsia="標楷體" w:hAnsi="標楷體" w:hint="eastAsia"/>
+                <w:rFonts w:ascii="DFKai-SB" w:eastAsia="DFKai-SB" w:hAnsi="DFKai-SB"/>
+              </w:rPr>
+            </w:pPr>
+            <w:r>
+              <w:rPr>
+                <w:rFonts w:ascii="DFKai-SB" w:eastAsia="DFKai-SB" w:hAnsi="DFKai-SB" w:hint="eastAsia"/>
               </w:rPr>
               <w:t>費用制定方式不夠嚴謹，請以表格方式做成本估算、使用者調查，費用落在多少使用者會願意付費，</w:t>
             </w:r>
@@ -216,12 +221,12 @@
             <w:pPr>
               <w:spacing w:line="276" w:lineRule="auto"/>
               <w:rPr>
-                <w:rFonts w:ascii="標楷體" w:eastAsia="標楷體" w:hAnsi="標楷體" w:hint="eastAsia"/>
-              </w:rPr>
-            </w:pPr>
-            <w:r>
-              <w:rPr>
-                <w:rFonts w:ascii="標楷體" w:eastAsia="標楷體" w:hAnsi="標楷體" w:hint="eastAsia"/>
+                <w:rFonts w:ascii="DFKai-SB" w:eastAsia="DFKai-SB" w:hAnsi="DFKai-SB"/>
+              </w:rPr>
+            </w:pPr>
+            <w:r>
+              <w:rPr>
+                <w:rFonts w:ascii="DFKai-SB" w:eastAsia="DFKai-SB" w:hAnsi="DFKai-SB" w:hint="eastAsia"/>
               </w:rPr>
               <w:t>並做合理評估。</w:t>
             </w:r>
@@ -235,9 +240,15 @@
             <w:pPr>
               <w:jc w:val="center"/>
               <w:rPr>
-                <w:rFonts w:ascii="標楷體" w:eastAsia="標楷體" w:hAnsi="標楷體" w:hint="eastAsia"/>
-              </w:rPr>
-            </w:pPr>
+                <w:rFonts w:ascii="DFKai-SB" w:eastAsia="DFKai-SB" w:hAnsi="DFKai-SB"/>
+              </w:rPr>
+            </w:pPr>
+            <w:r>
+              <w:rPr>
+                <w:rFonts w:ascii="DFKai-SB" w:eastAsia="DFKai-SB" w:hAnsi="DFKai-SB" w:hint="eastAsia"/>
+              </w:rPr>
+              <w:t>我們實際使用付費AI來計算各功能所造成的系統成本，以及估算語言學習APP的使用時間，來制定個功能的次數以及加購價格。</w:t>
+            </w:r>
           </w:p>
         </w:tc>
       </w:tr>
@@ -250,12 +261,12 @@
             <w:pPr>
               <w:spacing w:line="276" w:lineRule="auto"/>
               <w:rPr>
-                <w:rFonts w:ascii="標楷體" w:eastAsia="標楷體" w:hAnsi="標楷體" w:hint="eastAsia"/>
-              </w:rPr>
-            </w:pPr>
-            <w:r>
-              <w:rPr>
-                <w:rFonts w:ascii="標楷體" w:eastAsia="標楷體" w:hAnsi="標楷體" w:hint="eastAsia"/>
+                <w:rFonts w:ascii="DFKai-SB" w:eastAsia="DFKai-SB" w:hAnsi="DFKai-SB"/>
+              </w:rPr>
+            </w:pPr>
+            <w:r>
+              <w:rPr>
+                <w:rFonts w:ascii="DFKai-SB" w:eastAsia="DFKai-SB" w:hAnsi="DFKai-SB" w:hint="eastAsia"/>
               </w:rPr>
               <w:t>照片隱私問題，若照片拍到人臉、牌、信用卡，可做相應辨識後請User重新上傳照片。</w:t>
             </w:r>
@@ -269,9 +280,15 @@
             <w:pPr>
               <w:jc w:val="center"/>
               <w:rPr>
-                <w:rFonts w:ascii="標楷體" w:eastAsia="標楷體" w:hAnsi="標楷體" w:hint="eastAsia"/>
-              </w:rPr>
-            </w:pPr>
+                <w:rFonts w:ascii="DFKai-SB" w:eastAsia="DFKai-SB" w:hAnsi="DFKai-SB"/>
+              </w:rPr>
+            </w:pPr>
+            <w:r>
+              <w:rPr>
+                <w:rFonts w:ascii="DFKai-SB" w:eastAsia="DFKai-SB" w:hAnsi="DFKai-SB" w:hint="eastAsia"/>
+              </w:rPr>
+              <w:t>針對敏感資訊過濾，系統會使用馬賽克以及關閉功能等機制來避免。</w:t>
+            </w:r>
           </w:p>
         </w:tc>
       </w:tr>
@@ -284,26 +301,26 @@
             <w:pPr>
               <w:spacing w:line="276" w:lineRule="auto"/>
               <w:rPr>
-                <w:rFonts w:ascii="標楷體" w:eastAsia="標楷體" w:hAnsi="標楷體" w:hint="eastAsia"/>
-              </w:rPr>
-            </w:pPr>
-            <w:r>
-              <w:rPr>
-                <w:rFonts w:ascii="標楷體" w:eastAsia="標楷體" w:hAnsi="標楷體" w:hint="eastAsia"/>
+                <w:rFonts w:ascii="DFKai-SB" w:eastAsia="DFKai-SB" w:hAnsi="DFKai-SB"/>
+              </w:rPr>
+            </w:pPr>
+            <w:r>
+              <w:rPr>
+                <w:rFonts w:ascii="DFKai-SB" w:eastAsia="DFKai-SB" w:hAnsi="DFKai-SB" w:hint="eastAsia"/>
               </w:rPr>
               <w:t>假設User超過2000人以上同時寫資料，</w:t>
             </w:r>
             <w:proofErr w:type="spellStart"/>
             <w:r>
               <w:rPr>
-                <w:rFonts w:ascii="標楷體" w:eastAsia="標楷體" w:hAnsi="標楷體" w:hint="eastAsia"/>
+                <w:rFonts w:ascii="DFKai-SB" w:eastAsia="DFKai-SB" w:hAnsi="DFKai-SB" w:hint="eastAsia"/>
               </w:rPr>
               <w:t>SQLLite</w:t>
             </w:r>
             <w:proofErr w:type="spellEnd"/>
             <w:r>
               <w:rPr>
-                <w:rFonts w:ascii="標楷體" w:eastAsia="標楷體" w:hAnsi="標楷體" w:hint="eastAsia"/>
+                <w:rFonts w:ascii="DFKai-SB" w:eastAsia="DFKai-SB" w:hAnsi="DFKai-SB" w:hint="eastAsia"/>
               </w:rPr>
               <w:t>是否足夠使用?</w:t>
             </w:r>
@@ -317,7 +334,7 @@
             <w:pPr>
               <w:jc w:val="center"/>
               <w:rPr>
-                <w:rFonts w:ascii="標楷體" w:eastAsia="標楷體" w:hAnsi="標楷體" w:hint="eastAsia"/>
+                <w:rFonts w:ascii="DFKai-SB" w:eastAsia="DFKai-SB" w:hAnsi="DFKai-SB"/>
               </w:rPr>
             </w:pPr>
           </w:p>
@@ -332,18 +349,18 @@
             <w:pPr>
               <w:spacing w:line="276" w:lineRule="auto"/>
               <w:rPr>
-                <w:rFonts w:ascii="標楷體" w:eastAsia="標楷體" w:hAnsi="標楷體" w:hint="eastAsia"/>
-              </w:rPr>
-            </w:pPr>
-            <w:r>
-              <w:rPr>
-                <w:rFonts w:ascii="標楷體" w:eastAsia="標楷體" w:hAnsi="標楷體" w:hint="eastAsia"/>
+                <w:rFonts w:ascii="DFKai-SB" w:eastAsia="DFKai-SB" w:hAnsi="DFKai-SB"/>
+              </w:rPr>
+            </w:pPr>
+            <w:r>
+              <w:rPr>
+                <w:rFonts w:ascii="DFKai-SB" w:eastAsia="DFKai-SB" w:hAnsi="DFKai-SB" w:hint="eastAsia"/>
               </w:rPr>
               <w:t>若Gemini 產生錯誤</w:t>
             </w:r>
             <w:r>
               <w:rPr>
-                <w:rFonts w:ascii="標楷體" w:eastAsia="標楷體" w:hAnsi="標楷體" w:hint="eastAsia"/>
+                <w:rFonts w:ascii="DFKai-SB" w:eastAsia="DFKai-SB" w:hAnsi="DFKai-SB" w:hint="eastAsia"/>
               </w:rPr>
               <w:lastRenderedPageBreak/>
               <w:t>文法，你們如何驗證？建議可增加User反饋機制。</w:t>
@@ -358,9 +375,23 @@
             <w:pPr>
               <w:jc w:val="center"/>
               <w:rPr>
-                <w:rFonts w:ascii="標楷體" w:eastAsia="標楷體" w:hAnsi="標楷體" w:hint="eastAsia"/>
-              </w:rPr>
-            </w:pPr>
+                <w:rFonts w:ascii="DFKai-SB" w:eastAsia="DFKai-SB" w:hAnsi="DFKai-SB"/>
+              </w:rPr>
+            </w:pPr>
+            <w:r>
+              <w:rPr>
+                <w:rFonts w:ascii="DFKai-SB" w:eastAsia="DFKai-SB" w:hAnsi="DFKai-SB" w:hint="eastAsia"/>
+              </w:rPr>
+              <w:lastRenderedPageBreak/>
+              <w:t>系統設有意見回饋功能，使管理端可以應對相關問</w:t>
+            </w:r>
+            <w:r>
+              <w:rPr>
+                <w:rFonts w:ascii="DFKai-SB" w:eastAsia="DFKai-SB" w:hAnsi="DFKai-SB" w:hint="eastAsia"/>
+              </w:rPr>
+              <w:lastRenderedPageBreak/>
+              <w:t>題。</w:t>
+            </w:r>
           </w:p>
         </w:tc>
       </w:tr>
@@ -373,12 +404,12 @@
             <w:pPr>
               <w:spacing w:line="276" w:lineRule="auto"/>
               <w:rPr>
-                <w:rFonts w:ascii="標楷體" w:eastAsia="標楷體" w:hAnsi="標楷體" w:hint="eastAsia"/>
-              </w:rPr>
-            </w:pPr>
-            <w:r>
-              <w:rPr>
-                <w:rFonts w:ascii="標楷體" w:eastAsia="標楷體" w:hAnsi="標楷體" w:hint="eastAsia"/>
+                <w:rFonts w:ascii="DFKai-SB" w:eastAsia="DFKai-SB" w:hAnsi="DFKai-SB"/>
+              </w:rPr>
+            </w:pPr>
+            <w:r>
+              <w:rPr>
+                <w:rFonts w:ascii="DFKai-SB" w:eastAsia="DFKai-SB" w:hAnsi="DFKai-SB" w:hint="eastAsia"/>
               </w:rPr>
               <w:t>可測試不同場景的辨識率分別會為何？ 建議可文字提醒User 在什麼樣的環境將有較高辨識度。</w:t>
             </w:r>
@@ -390,11 +421,16 @@
           </w:tcPr>
           <w:p>
             <w:pPr>
-              <w:jc w:val="center"/>
-              <w:rPr>
-                <w:rFonts w:ascii="標楷體" w:eastAsia="標楷體" w:hAnsi="標楷體" w:hint="eastAsia"/>
-              </w:rPr>
-            </w:pPr>
+              <w:rPr>
+                <w:rFonts w:ascii="DFKai-SB" w:eastAsia="DFKai-SB" w:hAnsi="DFKai-SB" w:hint="eastAsia"/>
+              </w:rPr>
+            </w:pPr>
+            <w:r>
+              <w:rPr>
+                <w:rFonts w:ascii="DFKai-SB" w:eastAsia="DFKai-SB" w:hAnsi="DFKai-SB" w:hint="eastAsia"/>
+              </w:rPr>
+              <w:t>在進入拍照功能時，使用者除了可以輸入標題，也可以手動輸入描述照片狀態地點等說明，使AI產生相關情境及有關例句。</w:t>
+            </w:r>
           </w:p>
         </w:tc>
       </w:tr>
@@ -407,12 +443,12 @@
             <w:pPr>
               <w:spacing w:line="276" w:lineRule="auto"/>
               <w:rPr>
-                <w:rFonts w:ascii="標楷體" w:eastAsia="標楷體" w:hAnsi="標楷體" w:hint="eastAsia"/>
-              </w:rPr>
-            </w:pPr>
-            <w:r>
-              <w:rPr>
-                <w:rFonts w:ascii="標楷體" w:eastAsia="標楷體" w:hAnsi="標楷體" w:hint="eastAsia"/>
+                <w:rFonts w:ascii="DFKai-SB" w:eastAsia="DFKai-SB" w:hAnsi="DFKai-SB"/>
+              </w:rPr>
+            </w:pPr>
+            <w:r>
+              <w:rPr>
+                <w:rFonts w:ascii="DFKai-SB" w:eastAsia="DFKai-SB" w:hAnsi="DFKai-SB" w:hint="eastAsia"/>
               </w:rPr>
               <w:t>若遇突發狀況Gemini API 無法提供服務，是否有備援機制？</w:t>
             </w:r>
@@ -426,9 +462,49 @@
             <w:pPr>
               <w:jc w:val="center"/>
               <w:rPr>
-                <w:rFonts w:ascii="標楷體" w:eastAsia="標楷體" w:hAnsi="標楷體" w:hint="eastAsia"/>
-              </w:rPr>
-            </w:pPr>
+                <w:rFonts w:ascii="DFKai-SB" w:eastAsia="DFKai-SB" w:hAnsi="DFKai-SB" w:hint="eastAsia"/>
+              </w:rPr>
+            </w:pPr>
+            <w:r>
+              <w:rPr>
+                <w:rFonts w:ascii="DFKai-SB" w:eastAsia="DFKai-SB" w:hAnsi="DFKai-SB" w:hint="eastAsia"/>
+              </w:rPr>
+              <w:t>系統增加了</w:t>
+            </w:r>
+            <w:proofErr w:type="spellStart"/>
+            <w:r>
+              <w:rPr>
+                <w:rFonts w:ascii="DFKai-SB" w:eastAsia="DFKai-SB" w:hAnsi="DFKai-SB"/>
+              </w:rPr>
+              <w:t>N</w:t>
+            </w:r>
+            <w:r>
+              <w:rPr>
+                <w:rFonts w:ascii="DFKai-SB" w:eastAsia="DFKai-SB" w:hAnsi="DFKai-SB" w:hint="eastAsia"/>
+              </w:rPr>
+              <w:t>vdia</w:t>
+            </w:r>
+            <w:proofErr w:type="spellEnd"/>
+            <w:r>
+              <w:rPr>
+                <w:rFonts w:ascii="DFKai-SB" w:eastAsia="DFKai-SB" w:hAnsi="DFKai-SB" w:hint="eastAsia"/>
+              </w:rPr>
+              <w:t xml:space="preserve"> </w:t>
+            </w:r>
+            <w:proofErr w:type="spellStart"/>
+            <w:r>
+              <w:rPr>
+                <w:rFonts w:ascii="DFKai-SB" w:eastAsia="DFKai-SB" w:hAnsi="DFKai-SB" w:hint="eastAsia"/>
+              </w:rPr>
+              <w:t>Nemotron</w:t>
+            </w:r>
+            <w:proofErr w:type="spellEnd"/>
+            <w:r>
+              <w:rPr>
+                <w:rFonts w:ascii="DFKai-SB" w:eastAsia="DFKai-SB" w:hAnsi="DFKai-SB" w:hint="eastAsia"/>
+              </w:rPr>
+              <w:t xml:space="preserve"> 3 Super，來備援。</w:t>
+            </w:r>
           </w:p>
         </w:tc>
       </w:tr>
@@ -441,12 +517,12 @@
             <w:pPr>
               <w:spacing w:line="276" w:lineRule="auto"/>
               <w:rPr>
-                <w:rFonts w:ascii="標楷體" w:eastAsia="標楷體" w:hAnsi="標楷體" w:hint="eastAsia"/>
-              </w:rPr>
-            </w:pPr>
-            <w:r>
-              <w:rPr>
-                <w:rFonts w:ascii="標楷體" w:eastAsia="標楷體" w:hAnsi="標楷體" w:hint="eastAsia"/>
+                <w:rFonts w:ascii="DFKai-SB" w:eastAsia="DFKai-SB" w:hAnsi="DFKai-SB"/>
+              </w:rPr>
+            </w:pPr>
+            <w:r>
+              <w:rPr>
+                <w:rFonts w:ascii="DFKai-SB" w:eastAsia="DFKai-SB" w:hAnsi="DFKai-SB" w:hint="eastAsia"/>
               </w:rPr>
               <w:t>考慮實際demo成本的計算公式應該寫清楚</w:t>
             </w:r>
@@ -460,9 +536,15 @@
             <w:pPr>
               <w:jc w:val="center"/>
               <w:rPr>
-                <w:rFonts w:ascii="標楷體" w:eastAsia="標楷體" w:hAnsi="標楷體" w:hint="eastAsia"/>
-              </w:rPr>
-            </w:pPr>
+                <w:rFonts w:ascii="DFKai-SB" w:eastAsia="DFKai-SB" w:hAnsi="DFKai-SB" w:hint="eastAsia"/>
+              </w:rPr>
+            </w:pPr>
+            <w:r>
+              <w:rPr>
+                <w:rFonts w:ascii="DFKai-SB" w:eastAsia="DFKai-SB" w:hAnsi="DFKai-SB" w:hint="eastAsia"/>
+              </w:rPr>
+              <w:t>在實際使用AI計算過詳細成本後，已產生詳細的計算公式。</w:t>
+            </w:r>
           </w:p>
         </w:tc>
       </w:tr>
@@ -471,7 +553,7 @@
       <w:pPr>
         <w:jc w:val="center"/>
         <w:rPr>
-          <w:rFonts w:ascii="標楷體" w:eastAsia="標楷體" w:hAnsi="標楷體" w:hint="eastAsia"/>
+          <w:rFonts w:ascii="DFKai-SB" w:eastAsia="DFKai-SB" w:hAnsi="DFKai-SB"/>
         </w:rPr>
       </w:pPr>
     </w:p>
@@ -486,7 +568,7 @@
 </file>
 
 <file path=word/styles.xml><?xml version="1.0" encoding="utf-8"?>
-<w:styles xmlns:mc="http://schemas.openxmlformats.org/markup-compatibility/2006" xmlns:r="http://schemas.openxmlformats.org/officeDocument/2006/relationships" xmlns:w="http://schemas.openxmlformats.org/wordprocessingml/2006/main" xmlns:w14="http://schemas.microsoft.com/office/word/2010/wordml" xmlns:w15="http://schemas.microsoft.com/office/word/2012/wordml" xmlns:w16cex="http://schemas.microsoft.com/office/word/2018/wordml/cex" xmlns:w16cid="http://schemas.microsoft.com/office/word/2016/wordml/cid" xmlns:w16="http://schemas.microsoft.com/office/word/2018/wordml" xmlns:w16sdtdh="http://schemas.microsoft.com/office/word/2020/wordml/sdtdatahash" xmlns:w16se="http://schemas.microsoft.com/office/word/2015/wordml/symex" mc:Ignorable="w14 w15 w16se w16cid w16 w16cex w16sdtdh">
+<w:styles xmlns:mc="http://schemas.openxmlformats.org/markup-compatibility/2006" xmlns:r="http://schemas.openxmlformats.org/officeDocument/2006/relationships" xmlns:w="http://schemas.openxmlformats.org/wordprocessingml/2006/main" xmlns:w14="http://schemas.microsoft.com/office/word/2010/wordml" xmlns:w15="http://schemas.microsoft.com/office/word/2012/wordml" xmlns:w16cex="http://schemas.microsoft.com/office/word/2018/wordml/cex" xmlns:w16cid="http://schemas.microsoft.com/office/word/2016/wordml/cid" xmlns:w16="http://schemas.microsoft.com/office/word/2018/wordml" xmlns:w16du="http://schemas.microsoft.com/office/word/2023/wordml/word16du" xmlns:w16sdtdh="http://schemas.microsoft.com/office/word/2020/wordml/sdtdatahash" xmlns:w16sdtfl="http://schemas.microsoft.com/office/word/2024/wordml/sdtformatlock" xmlns:w16se="http://schemas.microsoft.com/office/word/2015/wordml/symex" mc:Ignorable="w14 w15 w16se w16cid w16 w16cex w16sdtdh w16sdtfl w16du">
   <w:docDefaults>
     <w:rPrDefault>
       <w:rPr>

--- a/系統文件/第15章/第十五章 附錄.docx
+++ b/系統文件/第15章/第十五章 附錄.docx
@@ -186,14 +186,14 @@
           <w:p>
             <w:pPr>
               <w:rPr>
-                <w:rFonts w:ascii="DFKai-SB" w:eastAsia="DFKai-SB" w:hAnsi="DFKai-SB" w:hint="eastAsia"/>
-              </w:rPr>
-            </w:pPr>
-            <w:r>
-              <w:rPr>
-                <w:rFonts w:ascii="DFKai-SB" w:eastAsia="DFKai-SB" w:hAnsi="DFKai-SB" w:hint="eastAsia"/>
-              </w:rPr>
-              <w:t>系統是依照註冊後的使用者程度測驗來判斷使用者程度，本次修改，系統新增了造句挑戰，以及閱讀文章等功能，來完善使用者的全方位學習軌跡。</w:t>
+                <w:rFonts w:ascii="DFKai-SB" w:eastAsia="DFKai-SB" w:hAnsi="DFKai-SB"/>
+              </w:rPr>
+            </w:pPr>
+            <w:r>
+              <w:rPr>
+                <w:rFonts w:ascii="DFKai-SB" w:eastAsia="DFKai-SB" w:hAnsi="DFKai-SB"/>
+              </w:rPr>
+              <w:t>針對使用者程度判斷，系統於註冊階段增設了「前測評估（程度測驗）」，能有效鑑別並定位使用者的日文水平。此外，為豐富學習多樣性，本次更新已擴充「造句挑戰」與「文章閱讀」等多元練習模組，以建構更全方位的學習軌跡。</w:t>
             </w:r>
           </w:p>
         </w:tc>
@@ -245,9 +245,9 @@
             </w:pPr>
             <w:r>
               <w:rPr>
-                <w:rFonts w:ascii="DFKai-SB" w:eastAsia="DFKai-SB" w:hAnsi="DFKai-SB" w:hint="eastAsia"/>
-              </w:rPr>
-              <w:t>我們實際使用付費AI來計算各功能所造成的系統成本，以及估算語言學習APP的使用時間，來制定個功能的次數以及加購價格。</w:t>
+                <w:rFonts w:ascii="DFKai-SB" w:eastAsia="DFKai-SB" w:hAnsi="DFKai-SB"/>
+              </w:rPr>
+              <w:t>團隊已透過實際串接付費 AI，精算各項功能運作的系統成本，並結合語言學習 APP 的平均使用時長進行評估。相關數據與「成本計算公式」已彙整成詳細表格，藉此嚴謹制定出各功能的免費次數上限及合理加購定價。</w:t>
             </w:r>
           </w:p>
         </w:tc>
@@ -285,9 +285,9 @@
             </w:pPr>
             <w:r>
               <w:rPr>
-                <w:rFonts w:ascii="DFKai-SB" w:eastAsia="DFKai-SB" w:hAnsi="DFKai-SB" w:hint="eastAsia"/>
-              </w:rPr>
-              <w:t>針對敏感資訊過濾，系統會使用馬賽克以及關閉功能等機制來避免。</w:t>
+                <w:rFonts w:ascii="DFKai-SB" w:eastAsia="DFKai-SB" w:hAnsi="DFKai-SB"/>
+              </w:rPr>
+              <w:t>為確保資訊安全，系統已導入敏感資訊過濾機制。若 AI 偵測到人臉、車牌或信用卡等隱私內容，系統將自動進行馬賽克遮蔽處理，或觸發提示機制，暫停該次分析並引導使用者重新上傳照片。</w:t>
             </w:r>
           </w:p>
         </w:tc>
@@ -334,9 +334,15 @@
             <w:pPr>
               <w:jc w:val="center"/>
               <w:rPr>
-                <w:rFonts w:ascii="DFKai-SB" w:eastAsia="DFKai-SB" w:hAnsi="DFKai-SB"/>
-              </w:rPr>
-            </w:pPr>
+                <w:rFonts w:ascii="DFKai-SB" w:eastAsia="DFKai-SB" w:hAnsi="DFKai-SB" w:hint="eastAsia"/>
+              </w:rPr>
+            </w:pPr>
+            <w:r>
+              <w:rPr>
+                <w:rFonts w:ascii="DFKai-SB" w:eastAsia="DFKai-SB" w:hAnsi="DFKai-SB"/>
+              </w:rPr>
+              <w:t>考量到未來高併發寫入的需求（如超過 2,000 人同時在線），我們已將系統資料庫架構由 SQLite 全面升級至 MySQL，以確保多執行緒寫入時的資料一致性與系統高可用性。</w:t>
+            </w:r>
           </w:p>
         </w:tc>
       </w:tr>
@@ -380,17 +386,17 @@
             </w:pPr>
             <w:r>
               <w:rPr>
-                <w:rFonts w:ascii="DFKai-SB" w:eastAsia="DFKai-SB" w:hAnsi="DFKai-SB" w:hint="eastAsia"/>
+                <w:rFonts w:ascii="DFKai-SB" w:eastAsia="DFKai-SB" w:hAnsi="DFKai-SB"/>
               </w:rPr>
               <w:lastRenderedPageBreak/>
-              <w:t>系統設有意見回饋功能，使管理端可以應對相關問</w:t>
-            </w:r>
-            <w:r>
-              <w:rPr>
-                <w:rFonts w:ascii="DFKai-SB" w:eastAsia="DFKai-SB" w:hAnsi="DFKai-SB" w:hint="eastAsia"/>
+              <w:t>我們已於系統內增設「使用者意見回饋」機制。若使</w:t>
+            </w:r>
+            <w:r>
+              <w:rPr>
+                <w:rFonts w:ascii="DFKai-SB" w:eastAsia="DFKai-SB" w:hAnsi="DFKai-SB"/>
               </w:rPr>
               <w:lastRenderedPageBreak/>
-              <w:t>題。</w:t>
+              <w:t>用者對 AI 產出的文法或內容有疑慮，可直接回報；管理端接收後將進行人工覆核與修正，藉此持續優化並驗證 AI 輸出的準確度。</w:t>
             </w:r>
           </w:p>
         </w:tc>
@@ -411,6 +417,7 @@
               <w:rPr>
                 <w:rFonts w:ascii="DFKai-SB" w:eastAsia="DFKai-SB" w:hAnsi="DFKai-SB" w:hint="eastAsia"/>
               </w:rPr>
+              <w:lastRenderedPageBreak/>
               <w:t>可測試不同場景的辨識率分別會為何？ 建議可文字提醒User 在什麼樣的環境將有較高辨識度。</w:t>
             </w:r>
           </w:p>
@@ -422,14 +429,14 @@
           <w:p>
             <w:pPr>
               <w:rPr>
-                <w:rFonts w:ascii="DFKai-SB" w:eastAsia="DFKai-SB" w:hAnsi="DFKai-SB" w:hint="eastAsia"/>
-              </w:rPr>
-            </w:pPr>
-            <w:r>
-              <w:rPr>
-                <w:rFonts w:ascii="DFKai-SB" w:eastAsia="DFKai-SB" w:hAnsi="DFKai-SB" w:hint="eastAsia"/>
-              </w:rPr>
-              <w:t>在進入拍照功能時，使用者除了可以輸入標題，也可以手動輸入描述照片狀態地點等說明，使AI產生相關情境及有關例句。</w:t>
+                <w:rFonts w:ascii="DFKai-SB" w:eastAsia="DFKai-SB" w:hAnsi="DFKai-SB"/>
+              </w:rPr>
+            </w:pPr>
+            <w:r>
+              <w:rPr>
+                <w:rFonts w:ascii="DFKai-SB" w:eastAsia="DFKai-SB" w:hAnsi="DFKai-SB"/>
+              </w:rPr>
+              <w:t>系統介面已新增文字提示，引導使用者在「光線明亮、主體明確」的環境下拍攝以提升辨識率。同時，拍照功能支援手動輸入「標題」與「場景描述」，以輔助 AI 聚焦重點，精準生成符合當下情境的對話與例句。</w:t>
             </w:r>
           </w:p>
         </w:tc>
@@ -462,48 +469,14 @@
             <w:pPr>
               <w:jc w:val="center"/>
               <w:rPr>
-                <w:rFonts w:ascii="DFKai-SB" w:eastAsia="DFKai-SB" w:hAnsi="DFKai-SB" w:hint="eastAsia"/>
-              </w:rPr>
-            </w:pPr>
-            <w:r>
-              <w:rPr>
-                <w:rFonts w:ascii="DFKai-SB" w:eastAsia="DFKai-SB" w:hAnsi="DFKai-SB" w:hint="eastAsia"/>
-              </w:rPr>
-              <w:t>系統增加了</w:t>
-            </w:r>
-            <w:proofErr w:type="spellStart"/>
-            <w:r>
-              <w:rPr>
-                <w:rFonts w:ascii="DFKai-SB" w:eastAsia="DFKai-SB" w:hAnsi="DFKai-SB"/>
-              </w:rPr>
-              <w:t>N</w:t>
-            </w:r>
-            <w:r>
-              <w:rPr>
-                <w:rFonts w:ascii="DFKai-SB" w:eastAsia="DFKai-SB" w:hAnsi="DFKai-SB" w:hint="eastAsia"/>
-              </w:rPr>
-              <w:t>vdia</w:t>
-            </w:r>
-            <w:proofErr w:type="spellEnd"/>
-            <w:r>
-              <w:rPr>
-                <w:rFonts w:ascii="DFKai-SB" w:eastAsia="DFKai-SB" w:hAnsi="DFKai-SB" w:hint="eastAsia"/>
-              </w:rPr>
-              <w:t xml:space="preserve"> </w:t>
-            </w:r>
-            <w:proofErr w:type="spellStart"/>
-            <w:r>
-              <w:rPr>
-                <w:rFonts w:ascii="DFKai-SB" w:eastAsia="DFKai-SB" w:hAnsi="DFKai-SB" w:hint="eastAsia"/>
-              </w:rPr>
-              <w:t>Nemotron</w:t>
-            </w:r>
-            <w:proofErr w:type="spellEnd"/>
-            <w:r>
-              <w:rPr>
-                <w:rFonts w:ascii="DFKai-SB" w:eastAsia="DFKai-SB" w:hAnsi="DFKai-SB" w:hint="eastAsia"/>
-              </w:rPr>
-              <w:t xml:space="preserve"> 3 Super，來備援。</w:t>
+                <w:rFonts w:ascii="DFKai-SB" w:eastAsia="DFKai-SB" w:hAnsi="DFKai-SB"/>
+              </w:rPr>
+            </w:pPr>
+            <w:r>
+              <w:rPr>
+                <w:rFonts w:ascii="DFKai-SB" w:eastAsia="DFKai-SB" w:hAnsi="DFKai-SB"/>
+              </w:rPr>
+              <w:t>為確保服務不中斷，系統已建置雙模型架構。當遭遇 Gemini API 異常或無法服務的突發狀況時，系統將自動切換至 NVIDIA Nemotron-3 Super 模型作為備援，維持核心功能穩定運作。</w:t>
             </w:r>
           </w:p>
         </w:tc>
@@ -536,14 +509,14 @@
             <w:pPr>
               <w:jc w:val="center"/>
               <w:rPr>
-                <w:rFonts w:ascii="DFKai-SB" w:eastAsia="DFKai-SB" w:hAnsi="DFKai-SB" w:hint="eastAsia"/>
-              </w:rPr>
-            </w:pPr>
-            <w:r>
-              <w:rPr>
-                <w:rFonts w:ascii="DFKai-SB" w:eastAsia="DFKai-SB" w:hAnsi="DFKai-SB" w:hint="eastAsia"/>
-              </w:rPr>
-              <w:t>在實際使用AI計算過詳細成本後，已產生詳細的計算公式。</w:t>
+                <w:rFonts w:ascii="DFKai-SB" w:eastAsia="DFKai-SB" w:hAnsi="DFKai-SB"/>
+              </w:rPr>
+            </w:pPr>
+            <w:r>
+              <w:rPr>
+                <w:rFonts w:ascii="DFKai-SB" w:eastAsia="DFKai-SB" w:hAnsi="DFKai-SB"/>
+              </w:rPr>
+              <w:t>已根據實際運作環境與 AI 呼叫用量進行精算，並將詳細的「實際營運成本計算公式」與相關參數完整列出，補充於報告/企劃書中以供檢視。</w:t>
             </w:r>
           </w:p>
         </w:tc>
@@ -969,7 +942,6 @@
   <w:style w:type="character" w:default="1" w:styleId="a0">
     <w:name w:val="Default Paragraph Font"/>
     <w:uiPriority w:val="1"/>
-    <w:semiHidden/>
     <w:unhideWhenUsed/>
   </w:style>
   <w:style w:type="table" w:default="1" w:styleId="a1">

--- a/系統文件/第15章/第十五章 附錄.docx
+++ b/系統文件/第15章/第十五章 附錄.docx
@@ -13,9 +13,9 @@
       </w:pPr>
       <w:r>
         <w:rPr>
-          <w:rFonts w:ascii="DFKai-SB" w:eastAsia="DFKai-SB" w:hAnsi="DFKai-SB" w:hint="eastAsia"/>
-          <w:sz w:val="32"/>
-          <w:szCs w:val="28"/>
+          <w:rFonts w:ascii="Times New Roman" w:eastAsia="標楷體" w:hAnsi="Times New Roman" w:hint="eastAsia" w:cs="Times New Roman"/>
+          <w:sz w:val="36"/>
+          <w:szCs w:val="36"/>
         </w:rPr>
         <w:t>第十五章 附錄</w:t>
       </w:r>
@@ -28,7 +28,9 @@
       </w:pPr>
       <w:r>
         <w:rPr>
-          <w:rFonts w:ascii="DFKai-SB" w:eastAsia="DFKai-SB" w:hAnsi="DFKai-SB" w:hint="eastAsia"/>
+          <w:rFonts w:ascii="Times New Roman" w:eastAsia="標楷體" w:hAnsi="Times New Roman" w:hint="eastAsia" w:cs="Times New Roman"/>
+          <w:sz w:val="32"/>
+          <w:szCs w:val="32"/>
         </w:rPr>
         <w:t>審查評審意見之修正情形</w:t>
       </w:r>
@@ -49,19 +51,25 @@
       </w:pPr>
       <w:r>
         <w:rPr>
-          <w:rFonts w:ascii="DFKai-SB" w:eastAsia="DFKai-SB" w:hAnsi="DFKai-SB" w:hint="eastAsia"/>
+          <w:rFonts w:ascii="Times New Roman" w:eastAsia="標楷體" w:hAnsi="Times New Roman" w:hint="eastAsia" w:cs="Times New Roman"/>
+          <w:sz w:val="28"/>
+          <w:szCs w:val="28"/>
         </w:rPr>
         <w:t>表1</w:t>
       </w:r>
       <w:r>
         <w:rPr>
-          <w:rFonts w:ascii="DFKai-SB" w:eastAsia="DFKai-SB" w:hAnsi="DFKai-SB"/>
+          <w:rFonts w:ascii="Times New Roman" w:eastAsia="標楷體" w:hAnsi="Times New Roman" w:cs="Times New Roman"/>
+          <w:sz w:val="28"/>
+          <w:szCs w:val="28"/>
         </w:rPr>
         <w:t>5-1-1</w:t>
       </w:r>
       <w:r>
         <w:rPr>
-          <w:rFonts w:ascii="DFKai-SB" w:eastAsia="DFKai-SB" w:hAnsi="DFKai-SB" w:hint="eastAsia"/>
+          <w:rFonts w:ascii="Times New Roman" w:eastAsia="標楷體" w:hAnsi="Times New Roman" w:hint="eastAsia" w:cs="Times New Roman"/>
+          <w:sz w:val="28"/>
+          <w:szCs w:val="28"/>
         </w:rPr>
         <w:t xml:space="preserve"> 審查評審意見之修正情況</w:t>
       </w:r>
@@ -90,7 +98,9 @@
             </w:pPr>
             <w:r>
               <w:rPr>
-                <w:rFonts w:ascii="DFKai-SB" w:eastAsia="DFKai-SB" w:hAnsi="DFKai-SB" w:hint="eastAsia"/>
+                <w:rFonts w:ascii="Times New Roman" w:eastAsia="標楷體" w:hAnsi="Times New Roman" w:hint="eastAsia" w:cs="Times New Roman"/>
+                <w:sz w:val="28"/>
+                <w:szCs w:val="28"/>
               </w:rPr>
               <w:t>意見</w:t>
             </w:r>
@@ -109,7 +119,9 @@
             </w:pPr>
             <w:r>
               <w:rPr>
-                <w:rFonts w:ascii="DFKai-SB" w:eastAsia="DFKai-SB" w:hAnsi="DFKai-SB" w:hint="eastAsia"/>
+                <w:rFonts w:ascii="Times New Roman" w:eastAsia="標楷體" w:hAnsi="Times New Roman" w:hint="eastAsia" w:cs="Times New Roman"/>
+                <w:sz w:val="28"/>
+                <w:szCs w:val="28"/>
               </w:rPr>
               <w:t>修正情況</w:t>
             </w:r>
@@ -130,7 +142,9 @@
             </w:pPr>
             <w:r>
               <w:rPr>
-                <w:rFonts w:ascii="DFKai-SB" w:eastAsia="DFKai-SB" w:hAnsi="DFKai-SB" w:hint="eastAsia"/>
+                <w:rFonts w:ascii="Times New Roman" w:eastAsia="標楷體" w:hAnsi="Times New Roman" w:hint="eastAsia" w:cs="Times New Roman"/>
+                <w:sz w:val="28"/>
+                <w:szCs w:val="28"/>
               </w:rPr>
               <w:t>學習功能主要就是圖片學習與AI情境對話，建議可以有其他</w:t>
             </w:r>
@@ -144,7 +158,9 @@
             </w:pPr>
             <w:r>
               <w:rPr>
-                <w:rFonts w:ascii="DFKai-SB" w:eastAsia="DFKai-SB" w:hAnsi="DFKai-SB" w:hint="eastAsia"/>
+                <w:rFonts w:ascii="Times New Roman" w:eastAsia="標楷體" w:hAnsi="Times New Roman" w:hint="eastAsia" w:cs="Times New Roman"/>
+                <w:sz w:val="28"/>
+                <w:szCs w:val="28"/>
               </w:rPr>
               <w:t>學習方式，比方單字或片語填空、語句翻譯等。另外，系統</w:t>
             </w:r>
@@ -158,7 +174,9 @@
             </w:pPr>
             <w:r>
               <w:rPr>
-                <w:rFonts w:ascii="DFKai-SB" w:eastAsia="DFKai-SB" w:hAnsi="DFKai-SB" w:hint="eastAsia"/>
+                <w:rFonts w:ascii="Times New Roman" w:eastAsia="標楷體" w:hAnsi="Times New Roman" w:hint="eastAsia" w:cs="Times New Roman"/>
+                <w:sz w:val="28"/>
+                <w:szCs w:val="28"/>
               </w:rPr>
               <w:t>可提供不同難度的情境對話，系統是如何判斷學習者程度？</w:t>
             </w:r>
@@ -172,7 +190,9 @@
             </w:pPr>
             <w:r>
               <w:rPr>
-                <w:rFonts w:ascii="DFKai-SB" w:eastAsia="DFKai-SB" w:hAnsi="DFKai-SB" w:hint="eastAsia"/>
+                <w:rFonts w:ascii="Times New Roman" w:eastAsia="標楷體" w:hAnsi="Times New Roman" w:hint="eastAsia" w:cs="Times New Roman"/>
+                <w:sz w:val="28"/>
+                <w:szCs w:val="28"/>
               </w:rPr>
               <w:t>尤其是針對有學過日文，但沒考過或不知自己日文程度的人？</w:t>
             </w:r>
@@ -191,7 +211,9 @@
             </w:pPr>
             <w:r>
               <w:rPr>
-                <w:rFonts w:ascii="DFKai-SB" w:eastAsia="DFKai-SB" w:hAnsi="DFKai-SB"/>
+                <w:rFonts w:ascii="Times New Roman" w:eastAsia="標楷體" w:hAnsi="Times New Roman" w:cs="Times New Roman"/>
+                <w:sz w:val="28"/>
+                <w:szCs w:val="28"/>
               </w:rPr>
               <w:t>針對使用者程度判斷，系統於註冊階段增設了「前測評估（程度測驗）」，能有效鑑別並定位使用者的日文水平。此外，為豐富學習多樣性，本次更新已擴充「造句挑戰」與「文章閱讀」等多元練習模組，以建構更全方位的學習軌跡。</w:t>
             </w:r>
@@ -212,7 +234,9 @@
             </w:pPr>
             <w:r>
               <w:rPr>
-                <w:rFonts w:ascii="DFKai-SB" w:eastAsia="DFKai-SB" w:hAnsi="DFKai-SB" w:hint="eastAsia"/>
+                <w:rFonts w:ascii="Times New Roman" w:eastAsia="標楷體" w:hAnsi="Times New Roman" w:hint="eastAsia" w:cs="Times New Roman"/>
+                <w:sz w:val="28"/>
+                <w:szCs w:val="28"/>
               </w:rPr>
               <w:t>費用制定方式不夠嚴謹，請以表格方式做成本估算、使用者調查，費用落在多少使用者會願意付費，</w:t>
             </w:r>
@@ -226,7 +250,9 @@
             </w:pPr>
             <w:r>
               <w:rPr>
-                <w:rFonts w:ascii="DFKai-SB" w:eastAsia="DFKai-SB" w:hAnsi="DFKai-SB" w:hint="eastAsia"/>
+                <w:rFonts w:ascii="Times New Roman" w:eastAsia="標楷體" w:hAnsi="Times New Roman" w:hint="eastAsia" w:cs="Times New Roman"/>
+                <w:sz w:val="28"/>
+                <w:szCs w:val="28"/>
               </w:rPr>
               <w:t>並做合理評估。</w:t>
             </w:r>
@@ -245,7 +271,9 @@
             </w:pPr>
             <w:r>
               <w:rPr>
-                <w:rFonts w:ascii="DFKai-SB" w:eastAsia="DFKai-SB" w:hAnsi="DFKai-SB"/>
+                <w:rFonts w:ascii="Times New Roman" w:eastAsia="標楷體" w:hAnsi="Times New Roman" w:cs="Times New Roman"/>
+                <w:sz w:val="28"/>
+                <w:szCs w:val="28"/>
               </w:rPr>
               <w:t>團隊已透過實際串接付費 AI，精算各項功能運作的系統成本，並結合語言學習 APP 的平均使用時長進行評估。相關數據與「成本計算公式」已彙整成詳細表格，藉此嚴謹制定出各功能的免費次數上限及合理加購定價。</w:t>
             </w:r>
@@ -266,7 +294,9 @@
             </w:pPr>
             <w:r>
               <w:rPr>
-                <w:rFonts w:ascii="DFKai-SB" w:eastAsia="DFKai-SB" w:hAnsi="DFKai-SB" w:hint="eastAsia"/>
+                <w:rFonts w:ascii="Times New Roman" w:eastAsia="標楷體" w:hAnsi="Times New Roman" w:hint="eastAsia" w:cs="Times New Roman"/>
+                <w:sz w:val="28"/>
+                <w:szCs w:val="28"/>
               </w:rPr>
               <w:t>照片隱私問題，若照片拍到人臉、牌、信用卡，可做相應辨識後請User重新上傳照片。</w:t>
             </w:r>
@@ -285,7 +315,9 @@
             </w:pPr>
             <w:r>
               <w:rPr>
-                <w:rFonts w:ascii="DFKai-SB" w:eastAsia="DFKai-SB" w:hAnsi="DFKai-SB"/>
+                <w:rFonts w:ascii="Times New Roman" w:eastAsia="標楷體" w:hAnsi="Times New Roman" w:cs="Times New Roman"/>
+                <w:sz w:val="28"/>
+                <w:szCs w:val="28"/>
               </w:rPr>
               <w:t>為確保資訊安全，系統已導入敏感資訊過濾機制。若 AI 偵測到人臉、車牌或信用卡等隱私內容，系統將自動進行馬賽克遮蔽處理，或觸發提示機制，暫停該次分析並引導使用者重新上傳照片。</w:t>
             </w:r>
@@ -306,42 +338,50 @@
             </w:pPr>
             <w:r>
               <w:rPr>
+                <w:rFonts w:ascii="Times New Roman" w:eastAsia="標楷體" w:hAnsi="Times New Roman" w:hint="eastAsia" w:cs="Times New Roman"/>
+                <w:sz w:val="28"/>
+                <w:szCs w:val="28"/>
+              </w:rPr>
+              <w:t>假設User超過2000人以上同時寫資料，</w:t>
+            </w:r>
+            <w:proofErr w:type="spellStart"/>
+            <w:r>
+              <w:rPr>
+                <w:rFonts w:ascii="Times New Roman" w:eastAsia="標楷體" w:hAnsi="Times New Roman" w:hint="eastAsia" w:cs="Times New Roman"/>
+                <w:sz w:val="28"/>
+                <w:szCs w:val="28"/>
+              </w:rPr>
+              <w:t>SQLLite</w:t>
+            </w:r>
+            <w:proofErr w:type="spellEnd"/>
+            <w:r>
+              <w:rPr>
+                <w:rFonts w:ascii="Times New Roman" w:eastAsia="標楷體" w:hAnsi="Times New Roman" w:hint="eastAsia" w:cs="Times New Roman"/>
+                <w:sz w:val="28"/>
+                <w:szCs w:val="28"/>
+              </w:rPr>
+              <w:t>是否足夠使用?</w:t>
+            </w:r>
+          </w:p>
+        </w:tc>
+        <w:tc>
+          <w:tcPr>
+            <w:tcW w:w="5749" w:type="dxa"/>
+          </w:tcPr>
+          <w:p>
+            <w:pPr>
+              <w:jc w:val="center"/>
+              <w:rPr>
                 <w:rFonts w:ascii="DFKai-SB" w:eastAsia="DFKai-SB" w:hAnsi="DFKai-SB" w:hint="eastAsia"/>
               </w:rPr>
-              <w:t>假設User超過2000人以上同時寫資料，</w:t>
-            </w:r>
-            <w:proofErr w:type="spellStart"/>
-            <w:r>
-              <w:rPr>
-                <w:rFonts w:ascii="DFKai-SB" w:eastAsia="DFKai-SB" w:hAnsi="DFKai-SB" w:hint="eastAsia"/>
-              </w:rPr>
-              <w:t>SQLLite</w:t>
-            </w:r>
-            <w:proofErr w:type="spellEnd"/>
-            <w:r>
-              <w:rPr>
-                <w:rFonts w:ascii="DFKai-SB" w:eastAsia="DFKai-SB" w:hAnsi="DFKai-SB" w:hint="eastAsia"/>
-              </w:rPr>
-              <w:t>是否足夠使用?</w:t>
-            </w:r>
-          </w:p>
-        </w:tc>
-        <w:tc>
-          <w:tcPr>
-            <w:tcW w:w="5749" w:type="dxa"/>
-          </w:tcPr>
-          <w:p>
-            <w:pPr>
-              <w:jc w:val="center"/>
-              <w:rPr>
-                <w:rFonts w:ascii="DFKai-SB" w:eastAsia="DFKai-SB" w:hAnsi="DFKai-SB" w:hint="eastAsia"/>
-              </w:rPr>
-            </w:pPr>
-            <w:r>
-              <w:rPr>
-                <w:rFonts w:ascii="DFKai-SB" w:eastAsia="DFKai-SB" w:hAnsi="DFKai-SB"/>
-              </w:rPr>
-              <w:t>考量到未來高併發寫入的需求（如超過 2,000 人同時在線），我們已將系統資料庫架構由 SQLite 全面升級至 MySQL，以確保多執行緒寫入時的資料一致性與系統高可用性。</w:t>
+            </w:pPr>
+            <w:r>
+              <w:rPr>
+                <w:rFonts w:ascii="Times New Roman" w:eastAsia="標楷體" w:hAnsi="Times New Roman" w:cs="Times New Roman"/>
+                <w:sz w:val="28"/>
+                <w:szCs w:val="28"/>
+              </w:rPr>
+              <w:t xml:space="preserve">考量到未來高併發寫入的需求（如超過 2,000 人同時在線），系統資料庫已由 SQLite 升級為 MySQL 8（以 Docker 容器部署，資料表結構由 Flask-Migrate 版本控管），後端並改以 gunicorn 多 worker、多執行緒啟動，以確保多人同時寫入時的資料一致性與系統可用性；開發環境仍可使用 SQLite，正式環境一律使用 MySQL。</w:t>
             </w:r>
           </w:p>
         </w:tc>
@@ -360,13 +400,17 @@
             </w:pPr>
             <w:r>
               <w:rPr>
-                <w:rFonts w:ascii="DFKai-SB" w:eastAsia="DFKai-SB" w:hAnsi="DFKai-SB" w:hint="eastAsia"/>
+                <w:rFonts w:ascii="Times New Roman" w:eastAsia="標楷體" w:hAnsi="Times New Roman" w:hint="eastAsia" w:cs="Times New Roman"/>
+                <w:sz w:val="28"/>
+                <w:szCs w:val="28"/>
               </w:rPr>
               <w:t>若Gemini 產生錯誤</w:t>
             </w:r>
             <w:r>
               <w:rPr>
-                <w:rFonts w:ascii="DFKai-SB" w:eastAsia="DFKai-SB" w:hAnsi="DFKai-SB" w:hint="eastAsia"/>
+                <w:rFonts w:ascii="Times New Roman" w:eastAsia="標楷體" w:hAnsi="Times New Roman" w:hint="eastAsia" w:cs="Times New Roman"/>
+                <w:sz w:val="28"/>
+                <w:szCs w:val="28"/>
               </w:rPr>
               <w:lastRenderedPageBreak/>
               <w:t>文法，你們如何驗證？建議可增加User反饋機制。</w:t>
@@ -386,14 +430,18 @@
             </w:pPr>
             <w:r>
               <w:rPr>
-                <w:rFonts w:ascii="DFKai-SB" w:eastAsia="DFKai-SB" w:hAnsi="DFKai-SB"/>
+                <w:rFonts w:ascii="Times New Roman" w:eastAsia="標楷體" w:hAnsi="Times New Roman" w:cs="Times New Roman"/>
+                <w:sz w:val="28"/>
+                <w:szCs w:val="28"/>
               </w:rPr>
               <w:lastRenderedPageBreak/>
               <w:t>我們已於系統內增設「使用者意見回饋」機制。若使</w:t>
             </w:r>
             <w:r>
               <w:rPr>
-                <w:rFonts w:ascii="DFKai-SB" w:eastAsia="DFKai-SB" w:hAnsi="DFKai-SB"/>
+                <w:rFonts w:ascii="Times New Roman" w:eastAsia="標楷體" w:hAnsi="Times New Roman" w:cs="Times New Roman"/>
+                <w:sz w:val="28"/>
+                <w:szCs w:val="28"/>
               </w:rPr>
               <w:lastRenderedPageBreak/>
               <w:t>用者對 AI 產出的文法或內容有疑慮，可直接回報；管理端接收後將進行人工覆核與修正，藉此持續優化並驗證 AI 輸出的準確度。</w:t>
@@ -415,7 +463,9 @@
             </w:pPr>
             <w:r>
               <w:rPr>
-                <w:rFonts w:ascii="DFKai-SB" w:eastAsia="DFKai-SB" w:hAnsi="DFKai-SB" w:hint="eastAsia"/>
+                <w:rFonts w:ascii="Times New Roman" w:eastAsia="標楷體" w:hAnsi="Times New Roman" w:hint="eastAsia" w:cs="Times New Roman"/>
+                <w:sz w:val="28"/>
+                <w:szCs w:val="28"/>
               </w:rPr>
               <w:lastRenderedPageBreak/>
               <w:t>可測試不同場景的辨識率分別會為何？ 建議可文字提醒User 在什麼樣的環境將有較高辨識度。</w:t>
@@ -434,7 +484,9 @@
             </w:pPr>
             <w:r>
               <w:rPr>
-                <w:rFonts w:ascii="DFKai-SB" w:eastAsia="DFKai-SB" w:hAnsi="DFKai-SB"/>
+                <w:rFonts w:ascii="Times New Roman" w:eastAsia="標楷體" w:hAnsi="Times New Roman" w:cs="Times New Roman"/>
+                <w:sz w:val="28"/>
+                <w:szCs w:val="28"/>
               </w:rPr>
               <w:t>系統介面已新增文字提示，引導使用者在「光線明亮、主體明確」的環境下拍攝以提升辨識率。同時，拍照功能支援手動輸入「標題」與「場景描述」，以輔助 AI 聚焦重點，精準生成符合當下情境的對話與例句。</w:t>
             </w:r>
@@ -455,7 +507,9 @@
             </w:pPr>
             <w:r>
               <w:rPr>
-                <w:rFonts w:ascii="DFKai-SB" w:eastAsia="DFKai-SB" w:hAnsi="DFKai-SB" w:hint="eastAsia"/>
+                <w:rFonts w:ascii="Times New Roman" w:eastAsia="標楷體" w:hAnsi="Times New Roman" w:hint="eastAsia" w:cs="Times New Roman"/>
+                <w:sz w:val="28"/>
+                <w:szCs w:val="28"/>
               </w:rPr>
               <w:t>若遇突發狀況Gemini API 無法提供服務，是否有備援機制？</w:t>
             </w:r>
@@ -474,7 +528,9 @@
             </w:pPr>
             <w:r>
               <w:rPr>
-                <w:rFonts w:ascii="DFKai-SB" w:eastAsia="DFKai-SB" w:hAnsi="DFKai-SB"/>
+                <w:rFonts w:ascii="Times New Roman" w:eastAsia="標楷體" w:hAnsi="Times New Roman" w:cs="Times New Roman"/>
+                <w:sz w:val="28"/>
+                <w:szCs w:val="28"/>
               </w:rPr>
               <w:t>為確保服務不中斷，系統已建置雙模型架構。當遭遇 Gemini API 異常或無法服務的突發狀況時，系統將自動切換至 NVIDIA Nemotron-3 Super 模型作為備援，維持核心功能穩定運作。</w:t>
             </w:r>
@@ -495,7 +551,9 @@
             </w:pPr>
             <w:r>
               <w:rPr>
-                <w:rFonts w:ascii="DFKai-SB" w:eastAsia="DFKai-SB" w:hAnsi="DFKai-SB" w:hint="eastAsia"/>
+                <w:rFonts w:ascii="Times New Roman" w:eastAsia="標楷體" w:hAnsi="Times New Roman" w:hint="eastAsia" w:cs="Times New Roman"/>
+                <w:sz w:val="28"/>
+                <w:szCs w:val="28"/>
               </w:rPr>
               <w:t>考慮實際demo成本的計算公式應該寫清楚</w:t>
             </w:r>
@@ -514,7 +572,9 @@
             </w:pPr>
             <w:r>
               <w:rPr>
-                <w:rFonts w:ascii="DFKai-SB" w:eastAsia="DFKai-SB" w:hAnsi="DFKai-SB"/>
+                <w:rFonts w:ascii="Times New Roman" w:eastAsia="標楷體" w:hAnsi="Times New Roman" w:cs="Times New Roman"/>
+                <w:sz w:val="28"/>
+                <w:szCs w:val="28"/>
               </w:rPr>
               <w:t>已根據實際運作環境與 AI 呼叫用量進行精算，並將詳細的「實際營運成本計算公式」與相關參數完整列出，補充於報告/企劃書中以供檢視。</w:t>
             </w:r>
